--- a/data/revised_2026-10_full/outputs/v2/Core_Mathematics/SS2.6_Area_of_a_Part_of_a_Circle/Core_Mathematics_Area_of_a_Part_of_a_Circle_FinalExplanation_TeacherKey.docx
+++ b/data/revised_2026-10_full/outputs/v2/Core_Mathematics/SS2.6_Area_of_a_Part_of_a_Circle/Core_Mathematics_Area_of_a_Part_of_a_Circle_FinalExplanation_TeacherKey.docx
@@ -1738,7 +1738,7 @@
         </w:rPr>
         <w:t xml:space="preserve">© 2026 SeaVuria and ARES. This work is licensed under a </w:t>
       </w:r>
-      <w:hyperlink w:history="1" r:id="rId5wju1snq8jec4_qk7nsv6">
+      <w:hyperlink w:history="1" r:id="rIdyvz1crlnmfw0snhzbqxaj">
         <w:r>
           <w:rPr>
             <w:rFonts w:ascii="Arial" w:cs="Arial" w:eastAsia="Arial" w:hAnsi="Arial"/>
@@ -1758,7 +1758,7 @@
         </w:rPr>
         <w:t xml:space="preserve"> (</w:t>
       </w:r>
-      <w:hyperlink w:history="1" r:id="rIdntucd_gdeq9tzdi3ikz92">
+      <w:hyperlink w:history="1" r:id="rIde72mur4nvn-zhilycyy2t">
         <w:r>
           <w:rPr>
             <w:rFonts w:ascii="Arial" w:cs="Arial" w:eastAsia="Arial" w:hAnsi="Arial"/>
@@ -1778,7 +1778,7 @@
         </w:rPr>
         <w:t xml:space="preserve">). To view a copy of this license, visit </w:t>
       </w:r>
-      <w:hyperlink w:history="1" r:id="rIdv-esaks6ld60-f4hiwr0g">
+      <w:hyperlink w:history="1" r:id="rIdtvpdi-yzooq7jlgk-9s1z">
         <w:r>
           <w:rPr>
             <w:rFonts w:ascii="Arial" w:cs="Arial" w:eastAsia="Arial" w:hAnsi="Arial"/>
